--- a/HW01 - install/Скрин 1.docx
+++ b/HW01 - install/Скрин 1.docx
@@ -5,7 +5,16 @@
     <w:p>
       <w:pPr>
         <w:pStyle w:val="Style19"/>
-        <w:rPr/>
+        <w:rPr>
+          <w:rFonts w:ascii="Roboto;sans-serif" w:hAnsi="Roboto;sans-serif"/>
+          <w:b w:val="false"/>
+          <w:i w:val="false"/>
+          <w:caps w:val="false"/>
+          <w:smallCaps w:val="false"/>
+          <w:color w:val="050505"/>
+          <w:spacing w:val="0"/>
+          <w:sz w:val="22"/>
+        </w:rPr>
       </w:pPr>
       <w:r>
         <w:rPr/>
@@ -63,6 +72,7 @@
       <w:pgNumType w:fmt="decimal"/>
       <w:formProt w:val="false"/>
       <w:textDirection w:val="lrTb"/>
+      <w:docGrid w:type="default" w:linePitch="100" w:charSpace="0"/>
     </w:sectPr>
   </w:body>
 </w:document>
@@ -74,7 +84,6 @@
     <w:rPrDefault>
       <w:rPr>
         <w:rFonts w:ascii="Liberation Serif" w:hAnsi="Liberation Serif" w:eastAsia="NSimSun" w:cs="Arial"/>
-        <w:sz w:val="24"/>
         <w:szCs w:val="24"/>
         <w:lang w:val="ru-RU" w:eastAsia="zh-CN" w:bidi="hi-IN"/>
       </w:rPr>
@@ -88,10 +97,13 @@
     <w:qFormat/>
     <w:pPr>
       <w:widowControl w:val="false"/>
+      <w:bidi w:val="0"/>
+      <w:jc w:val="left"/>
     </w:pPr>
     <w:rPr>
       <w:rFonts w:ascii="Liberation Serif" w:hAnsi="Liberation Serif" w:eastAsia="NSimSun" w:cs="Arial"/>
       <w:color w:val="auto"/>
+      <w:kern w:val="0"/>
       <w:sz w:val="24"/>
       <w:szCs w:val="24"/>
       <w:lang w:val="ru-RU" w:eastAsia="zh-CN" w:bidi="hi-IN"/>
